--- a/dump/variables.docx
+++ b/dump/variables.docx
@@ -58,6 +58,22 @@
       </w:pPr>
       <w:r>
         <w:t>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</w:t>
+      </w:r>
+    </w:p>
+    <w:p>
+      <w:pPr>
+        <w:pStyle w:val="ListParagraph"/>
+      </w:pPr>
+    </w:p>
+    <w:p>
+      <w:pPr>
+        <w:pStyle w:val="ListParagraph"/>
+      </w:pPr>
+      <w:r>
+        <w:t xml:space="preserve">Gcp project number: </w:t>
+      </w:r>
+      <w:r>
+        <w:t>85044328168</w:t>
       </w:r>
     </w:p>
     <w:p/>

--- a/dump/variables.docx
+++ b/dump/variables.docx
@@ -74,6 +74,19 @@
       </w:r>
       <w:r>
         <w:t>85044328168</w:t>
+      </w:r>
+      <w:r>
+        <w:br/>
+      </w:r>
+      <w:r>
+        <w:br/>
+      </w:r>
+      <w:r>
+        <w:br/>
+        <w:t xml:space="preserve">Sonarqube token: </w:t>
+      </w:r>
+      <w:r>
+        <w:t>sqp_634a6e231b3372fcf0f51dd884303298842da3a6</w:t>
       </w:r>
     </w:p>
     <w:p/>
